--- a/docs/certain_coast/CERTAIN-COAST_Impact.docx
+++ b/docs/certain_coast/CERTAIN-COAST_Impact.docx
@@ -4653,7 +4653,7 @@
           <w:i w:val="0"/>
           <w:sz w:val="19"/>
         </w:rPr>
-        <w:t xml:space="preserve">[3] Geosciences (MDPI), 11(5), article 215 (2021): field reconnaissance and liquefaction susceptibility mapping after the 26 November 2019 Durrës earthquake. </w:t>
+        <w:t xml:space="preserve">[3] Mavroulis, S., Lekkas, E. and Carydis, P. (2021). Liquefaction phenomena induced by the 26 November 2019, Mw = 6.4 Durrës (Albania) earthquake and liquefaction susceptibility assessment in the affected area. Geosciences 11(5), 215. </w:t>
       </w:r>
       <w:hyperlink r:id="rId13">
         <w:r>
@@ -4663,7 +4663,7 @@
             <w:u w:val="single"/>
             <w:sz w:val="17"/>
           </w:rPr>
-          <w:t xml:space="preserve">https://www.mdpi.com/2076-3263/11/5/215</w:t>
+          <w:t xml:space="preserve">https://doi.org/10.3390/geosciences11050215</w:t>
         </w:r>
       </w:hyperlink>
     </w:p>
